--- a/2. Semester/MoPoS/MoPoS-P/VP+Skript/9 Trocknung von Methanol.docx
+++ b/2. Semester/MoPoS/MoPoS-P/VP+Skript/9 Trocknung von Methanol.docx
@@ -10,6 +10,71 @@
           <w:b/>
         </w:rPr>
       </w:pPr>
+      <w:r>
+        <w:rPr>
+          <w:b/>
+          <w:noProof/>
+        </w:rPr>
+        <mc:AlternateContent>
+          <mc:Choice Requires="wpi">
+            <w:drawing>
+              <wp:anchor distT="0" distB="0" distL="114300" distR="114300" simplePos="0" relativeHeight="251659264" behindDoc="0" locked="0" layoutInCell="1" allowOverlap="1" wp14:anchorId="5B5F7965" wp14:editId="4A7DA90B">
+                <wp:simplePos x="0" y="0"/>
+                <wp:positionH relativeFrom="column">
+                  <wp:posOffset>641343</wp:posOffset>
+                </wp:positionH>
+                <wp:positionV relativeFrom="paragraph">
+                  <wp:posOffset>571704</wp:posOffset>
+                </wp:positionV>
+                <wp:extent cx="606240" cy="221040"/>
+                <wp:effectExtent l="38100" t="38100" r="41910" b="45720"/>
+                <wp:wrapNone/>
+                <wp:docPr id="773162733" name="Freihand 1"/>
+                <wp:cNvGraphicFramePr/>
+                <a:graphic xmlns:a="http://schemas.openxmlformats.org/drawingml/2006/main">
+                  <a:graphicData uri="http://schemas.microsoft.com/office/word/2010/wordprocessingInk">
+                    <w14:contentPart bwMode="auto" r:id="rId7">
+                      <w14:nvContentPartPr>
+                        <w14:cNvContentPartPr/>
+                      </w14:nvContentPartPr>
+                      <w14:xfrm>
+                        <a:off x="0" y="0"/>
+                        <a:ext cx="606240" cy="221040"/>
+                      </w14:xfrm>
+                    </w14:contentPart>
+                  </a:graphicData>
+                </a:graphic>
+              </wp:anchor>
+            </w:drawing>
+          </mc:Choice>
+          <mc:Fallback>
+            <w:pict>
+              <v:shapetype w14:anchorId="02623B8A" id="_x0000_t75" coordsize="21600,21600" o:spt="75" o:preferrelative="t" path="m@4@5l@4@11@9@11@9@5xe" filled="f" stroked="f">
+                <v:stroke joinstyle="miter"/>
+                <v:formulas>
+                  <v:f eqn="if lineDrawn pixelLineWidth 0"/>
+                  <v:f eqn="sum @0 1 0"/>
+                  <v:f eqn="sum 0 0 @1"/>
+                  <v:f eqn="prod @2 1 2"/>
+                  <v:f eqn="prod @3 21600 pixelWidth"/>
+                  <v:f eqn="prod @3 21600 pixelHeight"/>
+                  <v:f eqn="sum @0 0 1"/>
+                  <v:f eqn="prod @6 1 2"/>
+                  <v:f eqn="prod @7 21600 pixelWidth"/>
+                  <v:f eqn="sum @8 21600 0"/>
+                  <v:f eqn="prod @7 21600 pixelHeight"/>
+                  <v:f eqn="sum @10 21600 0"/>
+                </v:formulas>
+                <v:path o:extrusionok="f" gradientshapeok="t" o:connecttype="rect"/>
+                <o:lock v:ext="edit" aspectratio="t"/>
+              </v:shapetype>
+              <v:shape id="Freihand 1" o:spid="_x0000_s1026" type="#_x0000_t75" style="position:absolute;margin-left:50.15pt;margin-top:44.65pt;width:48.45pt;height:18.1pt;z-index:251659264;visibility:visible;mso-wrap-style:square;mso-wrap-distance-left:9pt;mso-wrap-distance-top:0;mso-wrap-distance-right:9pt;mso-wrap-distance-bottom:0;mso-position-horizontal:absolute;mso-position-horizontal-relative:text;mso-position-vertical:absolute;mso-position-vertical-relative:text" o:gfxdata="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">
+                <v:imagedata r:id="rId8" o:title=""/>
+              </v:shape>
+            </w:pict>
+          </mc:Fallback>
+        </mc:AlternateContent>
+      </w:r>
       <w:r>
         <w:rPr>
           <w:b/>
@@ -155,11 +220,9 @@
               <w:spacing w:line="240" w:lineRule="auto"/>
               <w:jc w:val="center"/>
             </w:pPr>
-            <w:proofErr w:type="spellStart"/>
             <w:r>
               <w:t>formel</w:t>
             </w:r>
-            <w:proofErr w:type="spellEnd"/>
           </w:p>
         </w:tc>
         <w:tc>
@@ -250,13 +313,8 @@
               <w:jc w:val="center"/>
             </w:pPr>
             <w:r>
-              <w:t>g/</w:t>
-            </w:r>
-            <w:proofErr w:type="spellStart"/>
-            <w:r>
-              <w:t>mol</w:t>
-            </w:r>
-            <w:proofErr w:type="spellEnd"/>
+              <w:t>g/mol</w:t>
+            </w:r>
           </w:p>
         </w:tc>
         <w:tc>
@@ -631,51 +689,7 @@
               <w:jc w:val="center"/>
             </w:pPr>
             <w:r>
-              <w:t xml:space="preserve">Lagerort gem. </w:t>
-            </w:r>
-            <w:proofErr w:type="spellStart"/>
-            <w:r>
-              <w:t>DaMaRIS</w:t>
-            </w:r>
-            <w:proofErr w:type="spellEnd"/>
-          </w:p>
-        </w:tc>
-      </w:tr>
-      <w:tr>
-        <w:tc>
-          <w:tcPr>
-            <w:tcW w:w="3402" w:type="dxa"/>
-            <w:shd w:val="clear" w:color="auto" w:fill="F2F2F2" w:themeFill="background1" w:themeFillShade="F2"/>
-            <w:vAlign w:val="center"/>
-          </w:tcPr>
-          <w:p>
-            <w:pPr>
-              <w:spacing w:line="240" w:lineRule="auto"/>
-              <w:jc w:val="left"/>
-            </w:pPr>
-            <w:r>
-              <w:t xml:space="preserve">z.B.: </w:t>
-            </w:r>
-            <w:proofErr w:type="spellStart"/>
-            <w:r>
-              <w:t>Cyclohexen</w:t>
-            </w:r>
-            <w:proofErr w:type="spellEnd"/>
-          </w:p>
-        </w:tc>
-        <w:tc>
-          <w:tcPr>
-            <w:tcW w:w="6350" w:type="dxa"/>
-            <w:shd w:val="clear" w:color="auto" w:fill="F2F2F2" w:themeFill="background1" w:themeFillShade="F2"/>
-            <w:vAlign w:val="center"/>
-          </w:tcPr>
-          <w:p>
-            <w:pPr>
-              <w:spacing w:line="240" w:lineRule="auto"/>
-              <w:jc w:val="left"/>
-            </w:pPr>
-            <w:r>
-              <w:t>S01-3-008</w:t>
+              <w:t>Lagerort gem. DaMaRIS</w:t>
             </w:r>
           </w:p>
         </w:tc>
@@ -762,21 +776,7 @@
         <w:rPr>
           <w:sz w:val="20"/>
         </w:rPr>
-        <w:t xml:space="preserve">Für die Versuche 2.7 und 2.8 sind Edukte z.T. nicht in </w:t>
-      </w:r>
-      <w:proofErr w:type="spellStart"/>
-      <w:r>
-        <w:rPr>
-          <w:sz w:val="20"/>
-        </w:rPr>
-        <w:t>DaMaRIS</w:t>
-      </w:r>
-      <w:proofErr w:type="spellEnd"/>
-      <w:r>
-        <w:rPr>
-          <w:sz w:val="20"/>
-        </w:rPr>
-        <w:t xml:space="preserve"> gelistet. Hier muss der konkrete Lagerort im Labor bei den Ausbildenden erfragt werden </w:t>
+        <w:t xml:space="preserve">Für die Versuche 2.7 und 2.8 sind Edukte z.T. nicht in DaMaRIS gelistet. Hier muss der konkrete Lagerort im Labor bei den Ausbildenden erfragt werden </w:t>
       </w:r>
       <w:r>
         <w:rPr>
@@ -981,296 +981,6 @@
                       <pic:pic xmlns:pic="http://schemas.openxmlformats.org/drawingml/2006/picture">
                         <pic:nvPicPr>
                           <pic:cNvPr id="0" name="Picture 32" descr="GHS 02 (entzündlich)"/>
-                          <pic:cNvPicPr>
-                            <a:picLocks noChangeAspect="1" noChangeArrowheads="1"/>
-                          </pic:cNvPicPr>
-                        </pic:nvPicPr>
-                        <pic:blipFill>
-                          <a:blip r:embed="rId7">
-                            <a:extLst>
-                              <a:ext uri="{28A0092B-C50C-407E-A947-70E740481C1C}">
-                                <a14:useLocalDpi xmlns:a14="http://schemas.microsoft.com/office/drawing/2010/main" val="0"/>
-                              </a:ext>
-                            </a:extLst>
-                          </a:blip>
-                          <a:srcRect/>
-                          <a:stretch>
-                            <a:fillRect/>
-                          </a:stretch>
-                        </pic:blipFill>
-                        <pic:spPr bwMode="auto">
-                          <a:xfrm>
-                            <a:off x="0" y="0"/>
-                            <a:ext cx="342900" cy="342900"/>
-                          </a:xfrm>
-                          <a:prstGeom prst="rect">
-                            <a:avLst/>
-                          </a:prstGeom>
-                          <a:noFill/>
-                          <a:ln>
-                            <a:noFill/>
-                          </a:ln>
-                        </pic:spPr>
-                      </pic:pic>
-                    </a:graphicData>
-                  </a:graphic>
-                </wp:inline>
-              </w:drawing>
-            </w:r>
-          </w:p>
-        </w:tc>
-        <w:tc>
-          <w:tcPr>
-            <w:tcW w:w="1701" w:type="dxa"/>
-            <w:tcBorders>
-              <w:top w:val="single" w:sz="6" w:space="0" w:color="auto"/>
-              <w:left w:val="single" w:sz="6" w:space="0" w:color="auto"/>
-              <w:bottom w:val="single" w:sz="6" w:space="0" w:color="auto"/>
-              <w:right w:val="single" w:sz="6" w:space="0" w:color="auto"/>
-            </w:tcBorders>
-            <w:vAlign w:val="center"/>
-          </w:tcPr>
-          <w:p>
-            <w:pPr>
-              <w:spacing w:line="240" w:lineRule="auto"/>
-              <w:jc w:val="left"/>
-            </w:pPr>
-            <w:r>
-              <w:t>Gefahr</w:t>
-            </w:r>
-          </w:p>
-        </w:tc>
-        <w:tc>
-          <w:tcPr>
-            <w:tcW w:w="1985" w:type="dxa"/>
-            <w:tcBorders>
-              <w:top w:val="single" w:sz="6" w:space="0" w:color="auto"/>
-              <w:left w:val="single" w:sz="6" w:space="0" w:color="auto"/>
-              <w:bottom w:val="single" w:sz="6" w:space="0" w:color="auto"/>
-              <w:right w:val="single" w:sz="6" w:space="0" w:color="auto"/>
-            </w:tcBorders>
-            <w:vAlign w:val="center"/>
-          </w:tcPr>
-          <w:p>
-            <w:pPr>
-              <w:spacing w:line="240" w:lineRule="auto"/>
-              <w:jc w:val="left"/>
-            </w:pPr>
-            <w:r>
-              <w:rPr>
-                <w:lang w:val="en-GB"/>
-              </w:rPr>
-              <w:t>H228, H252, H261</w:t>
-            </w:r>
-          </w:p>
-        </w:tc>
-        <w:tc>
-          <w:tcPr>
-            <w:tcW w:w="1959" w:type="dxa"/>
-            <w:tcBorders>
-              <w:top w:val="single" w:sz="6" w:space="0" w:color="auto"/>
-              <w:left w:val="single" w:sz="6" w:space="0" w:color="auto"/>
-              <w:bottom w:val="single" w:sz="6" w:space="0" w:color="auto"/>
-              <w:right w:val="single" w:sz="6" w:space="0" w:color="auto"/>
-            </w:tcBorders>
-            <w:vAlign w:val="center"/>
-          </w:tcPr>
-          <w:p>
-            <w:pPr>
-              <w:spacing w:line="240" w:lineRule="auto"/>
-              <w:jc w:val="left"/>
-              <w:rPr>
-                <w:lang w:val="en-GB"/>
-              </w:rPr>
-            </w:pPr>
-            <w:r>
-              <w:rPr>
-                <w:lang w:val="en-GB"/>
-              </w:rPr>
-              <w:t>P210, P223, P280, P302+P335+P334, P370+P378</w:t>
-            </w:r>
-            <w:r>
-              <w:rPr>
-                <w:lang w:val="en-GB"/>
-              </w:rPr>
-              <w:t xml:space="preserve">, </w:t>
-            </w:r>
-            <w:r>
-              <w:rPr>
-                <w:lang w:val="en-GB"/>
-              </w:rPr>
-              <w:t>P402+P404</w:t>
-            </w:r>
-          </w:p>
-        </w:tc>
-      </w:tr>
-      <w:tr>
-        <w:tc>
-          <w:tcPr>
-            <w:tcW w:w="1869" w:type="dxa"/>
-            <w:tcBorders>
-              <w:top w:val="single" w:sz="6" w:space="0" w:color="auto"/>
-              <w:left w:val="single" w:sz="6" w:space="0" w:color="auto"/>
-              <w:bottom w:val="single" w:sz="6" w:space="0" w:color="auto"/>
-              <w:right w:val="single" w:sz="6" w:space="0" w:color="auto"/>
-            </w:tcBorders>
-            <w:vAlign w:val="center"/>
-          </w:tcPr>
-          <w:p>
-            <w:pPr>
-              <w:spacing w:line="240" w:lineRule="auto"/>
-              <w:jc w:val="left"/>
-            </w:pPr>
-            <w:r>
-              <w:t>Methanol</w:t>
-            </w:r>
-          </w:p>
-        </w:tc>
-        <w:tc>
-          <w:tcPr>
-            <w:tcW w:w="2126" w:type="dxa"/>
-            <w:tcBorders>
-              <w:top w:val="single" w:sz="6" w:space="0" w:color="auto"/>
-              <w:left w:val="single" w:sz="6" w:space="0" w:color="auto"/>
-              <w:bottom w:val="single" w:sz="6" w:space="0" w:color="auto"/>
-              <w:right w:val="single" w:sz="6" w:space="0" w:color="auto"/>
-            </w:tcBorders>
-            <w:vAlign w:val="center"/>
-          </w:tcPr>
-          <w:p>
-            <w:pPr>
-              <w:spacing w:line="240" w:lineRule="auto"/>
-              <w:jc w:val="left"/>
-            </w:pPr>
-            <w:r>
-              <w:rPr>
-                <w:noProof/>
-              </w:rPr>
-              <w:drawing>
-                <wp:inline distT="0" distB="0" distL="0" distR="0" wp14:anchorId="75223130" wp14:editId="11EABFE4">
-                  <wp:extent cx="342900" cy="342900"/>
-                  <wp:effectExtent l="0" t="0" r="0" b="0"/>
-                  <wp:docPr id="511339266" name="Grafik 6" descr="GHS 02 (entzündlich)"/>
-                  <wp:cNvGraphicFramePr>
-                    <a:graphicFrameLocks xmlns:a="http://schemas.openxmlformats.org/drawingml/2006/main" noChangeAspect="1"/>
-                  </wp:cNvGraphicFramePr>
-                  <a:graphic xmlns:a="http://schemas.openxmlformats.org/drawingml/2006/main">
-                    <a:graphicData uri="http://schemas.openxmlformats.org/drawingml/2006/picture">
-                      <pic:pic xmlns:pic="http://schemas.openxmlformats.org/drawingml/2006/picture">
-                        <pic:nvPicPr>
-                          <pic:cNvPr id="0" name="Picture 32" descr="GHS 02 (entzündlich)"/>
-                          <pic:cNvPicPr>
-                            <a:picLocks noChangeAspect="1" noChangeArrowheads="1"/>
-                          </pic:cNvPicPr>
-                        </pic:nvPicPr>
-                        <pic:blipFill>
-                          <a:blip r:embed="rId7">
-                            <a:extLst>
-                              <a:ext uri="{28A0092B-C50C-407E-A947-70E740481C1C}">
-                                <a14:useLocalDpi xmlns:a14="http://schemas.microsoft.com/office/drawing/2010/main" val="0"/>
-                              </a:ext>
-                            </a:extLst>
-                          </a:blip>
-                          <a:srcRect/>
-                          <a:stretch>
-                            <a:fillRect/>
-                          </a:stretch>
-                        </pic:blipFill>
-                        <pic:spPr bwMode="auto">
-                          <a:xfrm>
-                            <a:off x="0" y="0"/>
-                            <a:ext cx="342900" cy="342900"/>
-                          </a:xfrm>
-                          <a:prstGeom prst="rect">
-                            <a:avLst/>
-                          </a:prstGeom>
-                          <a:noFill/>
-                          <a:ln>
-                            <a:noFill/>
-                          </a:ln>
-                        </pic:spPr>
-                      </pic:pic>
-                    </a:graphicData>
-                  </a:graphic>
-                </wp:inline>
-              </w:drawing>
-            </w:r>
-            <w:r>
-              <w:t> </w:t>
-            </w:r>
-            <w:r>
-              <w:rPr>
-                <w:noProof/>
-              </w:rPr>
-              <w:drawing>
-                <wp:inline distT="0" distB="0" distL="0" distR="0" wp14:anchorId="3BC5E1CB" wp14:editId="0D913AC7">
-                  <wp:extent cx="342900" cy="342900"/>
-                  <wp:effectExtent l="0" t="0" r="0" b="0"/>
-                  <wp:docPr id="510567962" name="Grafik 5" descr="GHS 06 (giftig)"/>
-                  <wp:cNvGraphicFramePr>
-                    <a:graphicFrameLocks xmlns:a="http://schemas.openxmlformats.org/drawingml/2006/main" noChangeAspect="1"/>
-                  </wp:cNvGraphicFramePr>
-                  <a:graphic xmlns:a="http://schemas.openxmlformats.org/drawingml/2006/main">
-                    <a:graphicData uri="http://schemas.openxmlformats.org/drawingml/2006/picture">
-                      <pic:pic xmlns:pic="http://schemas.openxmlformats.org/drawingml/2006/picture">
-                        <pic:nvPicPr>
-                          <pic:cNvPr id="0" name="Picture 33" descr="GHS 06 (giftig)"/>
-                          <pic:cNvPicPr>
-                            <a:picLocks noChangeAspect="1" noChangeArrowheads="1"/>
-                          </pic:cNvPicPr>
-                        </pic:nvPicPr>
-                        <pic:blipFill>
-                          <a:blip r:embed="rId8">
-                            <a:extLst>
-                              <a:ext uri="{28A0092B-C50C-407E-A947-70E740481C1C}">
-                                <a14:useLocalDpi xmlns:a14="http://schemas.microsoft.com/office/drawing/2010/main" val="0"/>
-                              </a:ext>
-                            </a:extLst>
-                          </a:blip>
-                          <a:srcRect/>
-                          <a:stretch>
-                            <a:fillRect/>
-                          </a:stretch>
-                        </pic:blipFill>
-                        <pic:spPr bwMode="auto">
-                          <a:xfrm>
-                            <a:off x="0" y="0"/>
-                            <a:ext cx="342900" cy="342900"/>
-                          </a:xfrm>
-                          <a:prstGeom prst="rect">
-                            <a:avLst/>
-                          </a:prstGeom>
-                          <a:noFill/>
-                          <a:ln>
-                            <a:noFill/>
-                          </a:ln>
-                        </pic:spPr>
-                      </pic:pic>
-                    </a:graphicData>
-                  </a:graphic>
-                </wp:inline>
-              </w:drawing>
-            </w:r>
-            <w:r>
-              <w:t> </w:t>
-            </w:r>
-            <w:r>
-              <w:rPr>
-                <w:noProof/>
-              </w:rPr>
-              <w:drawing>
-                <wp:inline distT="0" distB="0" distL="0" distR="0" wp14:anchorId="3173FD31" wp14:editId="1905C619">
-                  <wp:extent cx="342900" cy="342900"/>
-                  <wp:effectExtent l="0" t="0" r="0" b="0"/>
-                  <wp:docPr id="800722619" name="Grafik 4" descr="GHS 08 (gesundheitsschädlich)"/>
-                  <wp:cNvGraphicFramePr>
-                    <a:graphicFrameLocks xmlns:a="http://schemas.openxmlformats.org/drawingml/2006/main" noChangeAspect="1"/>
-                  </wp:cNvGraphicFramePr>
-                  <a:graphic xmlns:a="http://schemas.openxmlformats.org/drawingml/2006/main">
-                    <a:graphicData uri="http://schemas.openxmlformats.org/drawingml/2006/picture">
-                      <pic:pic xmlns:pic="http://schemas.openxmlformats.org/drawingml/2006/picture">
-                        <pic:nvPicPr>
-                          <pic:cNvPr id="0" name="Picture 34" descr="GHS 08 (gesundheitsschädlich)"/>
                           <pic:cNvPicPr>
                             <a:picLocks noChangeAspect="1" noChangeArrowheads="1"/>
                           </pic:cNvPicPr>
@@ -1347,13 +1057,10 @@
               <w:jc w:val="left"/>
             </w:pPr>
             <w:r>
-              <w:t xml:space="preserve">H225, </w:t>
-            </w:r>
-            <w:r>
-              <w:t>H301+H311+H331</w:t>
-            </w:r>
-            <w:r>
-              <w:t>, H370</w:t>
+              <w:rPr>
+                <w:lang w:val="en-GB"/>
+              </w:rPr>
+              <w:t>H228, H252, H261</w:t>
             </w:r>
           </w:p>
         </w:tc>
@@ -1372,14 +1079,283 @@
             <w:pPr>
               <w:spacing w:line="240" w:lineRule="auto"/>
               <w:jc w:val="left"/>
+            </w:pPr>
+            <w:r>
+              <w:t>P210, P223, P280, P302+P335+P334, P370+P378, P402+P404</w:t>
+            </w:r>
+          </w:p>
+        </w:tc>
+      </w:tr>
+      <w:tr>
+        <w:tc>
+          <w:tcPr>
+            <w:tcW w:w="1869" w:type="dxa"/>
+            <w:tcBorders>
+              <w:top w:val="single" w:sz="6" w:space="0" w:color="auto"/>
+              <w:left w:val="single" w:sz="6" w:space="0" w:color="auto"/>
+              <w:bottom w:val="single" w:sz="6" w:space="0" w:color="auto"/>
+              <w:right w:val="single" w:sz="6" w:space="0" w:color="auto"/>
+            </w:tcBorders>
+            <w:vAlign w:val="center"/>
+          </w:tcPr>
+          <w:p>
+            <w:pPr>
+              <w:spacing w:line="240" w:lineRule="auto"/>
+              <w:jc w:val="left"/>
+            </w:pPr>
+            <w:r>
+              <w:t>Methanol</w:t>
+            </w:r>
+          </w:p>
+        </w:tc>
+        <w:tc>
+          <w:tcPr>
+            <w:tcW w:w="2126" w:type="dxa"/>
+            <w:tcBorders>
+              <w:top w:val="single" w:sz="6" w:space="0" w:color="auto"/>
+              <w:left w:val="single" w:sz="6" w:space="0" w:color="auto"/>
+              <w:bottom w:val="single" w:sz="6" w:space="0" w:color="auto"/>
+              <w:right w:val="single" w:sz="6" w:space="0" w:color="auto"/>
+            </w:tcBorders>
+            <w:vAlign w:val="center"/>
+          </w:tcPr>
+          <w:p>
+            <w:pPr>
+              <w:spacing w:line="240" w:lineRule="auto"/>
+              <w:jc w:val="left"/>
+            </w:pPr>
+            <w:r>
               <w:rPr>
-                <w:lang w:val="en-GB"/>
+                <w:noProof/>
               </w:rPr>
-            </w:pPr>
+              <w:drawing>
+                <wp:inline distT="0" distB="0" distL="0" distR="0" wp14:anchorId="75223130" wp14:editId="11EABFE4">
+                  <wp:extent cx="342900" cy="342900"/>
+                  <wp:effectExtent l="0" t="0" r="0" b="0"/>
+                  <wp:docPr id="511339266" name="Grafik 6" descr="GHS 02 (entzündlich)"/>
+                  <wp:cNvGraphicFramePr>
+                    <a:graphicFrameLocks xmlns:a="http://schemas.openxmlformats.org/drawingml/2006/main" noChangeAspect="1"/>
+                  </wp:cNvGraphicFramePr>
+                  <a:graphic xmlns:a="http://schemas.openxmlformats.org/drawingml/2006/main">
+                    <a:graphicData uri="http://schemas.openxmlformats.org/drawingml/2006/picture">
+                      <pic:pic xmlns:pic="http://schemas.openxmlformats.org/drawingml/2006/picture">
+                        <pic:nvPicPr>
+                          <pic:cNvPr id="0" name="Picture 32" descr="GHS 02 (entzündlich)"/>
+                          <pic:cNvPicPr>
+                            <a:picLocks noChangeAspect="1" noChangeArrowheads="1"/>
+                          </pic:cNvPicPr>
+                        </pic:nvPicPr>
+                        <pic:blipFill>
+                          <a:blip r:embed="rId9">
+                            <a:extLst>
+                              <a:ext uri="{28A0092B-C50C-407E-A947-70E740481C1C}">
+                                <a14:useLocalDpi xmlns:a14="http://schemas.microsoft.com/office/drawing/2010/main" val="0"/>
+                              </a:ext>
+                            </a:extLst>
+                          </a:blip>
+                          <a:srcRect/>
+                          <a:stretch>
+                            <a:fillRect/>
+                          </a:stretch>
+                        </pic:blipFill>
+                        <pic:spPr bwMode="auto">
+                          <a:xfrm>
+                            <a:off x="0" y="0"/>
+                            <a:ext cx="342900" cy="342900"/>
+                          </a:xfrm>
+                          <a:prstGeom prst="rect">
+                            <a:avLst/>
+                          </a:prstGeom>
+                          <a:noFill/>
+                          <a:ln>
+                            <a:noFill/>
+                          </a:ln>
+                        </pic:spPr>
+                      </pic:pic>
+                    </a:graphicData>
+                  </a:graphic>
+                </wp:inline>
+              </w:drawing>
+            </w:r>
+            <w:r>
+              <w:t> </w:t>
+            </w:r>
             <w:r>
               <w:rPr>
-                <w:lang w:val="en-GB"/>
+                <w:noProof/>
               </w:rPr>
+              <w:drawing>
+                <wp:inline distT="0" distB="0" distL="0" distR="0" wp14:anchorId="3BC5E1CB" wp14:editId="0D913AC7">
+                  <wp:extent cx="342900" cy="342900"/>
+                  <wp:effectExtent l="0" t="0" r="0" b="0"/>
+                  <wp:docPr id="510567962" name="Grafik 5" descr="GHS 06 (giftig)"/>
+                  <wp:cNvGraphicFramePr>
+                    <a:graphicFrameLocks xmlns:a="http://schemas.openxmlformats.org/drawingml/2006/main" noChangeAspect="1"/>
+                  </wp:cNvGraphicFramePr>
+                  <a:graphic xmlns:a="http://schemas.openxmlformats.org/drawingml/2006/main">
+                    <a:graphicData uri="http://schemas.openxmlformats.org/drawingml/2006/picture">
+                      <pic:pic xmlns:pic="http://schemas.openxmlformats.org/drawingml/2006/picture">
+                        <pic:nvPicPr>
+                          <pic:cNvPr id="0" name="Picture 33" descr="GHS 06 (giftig)"/>
+                          <pic:cNvPicPr>
+                            <a:picLocks noChangeAspect="1" noChangeArrowheads="1"/>
+                          </pic:cNvPicPr>
+                        </pic:nvPicPr>
+                        <pic:blipFill>
+                          <a:blip r:embed="rId10">
+                            <a:extLst>
+                              <a:ext uri="{28A0092B-C50C-407E-A947-70E740481C1C}">
+                                <a14:useLocalDpi xmlns:a14="http://schemas.microsoft.com/office/drawing/2010/main" val="0"/>
+                              </a:ext>
+                            </a:extLst>
+                          </a:blip>
+                          <a:srcRect/>
+                          <a:stretch>
+                            <a:fillRect/>
+                          </a:stretch>
+                        </pic:blipFill>
+                        <pic:spPr bwMode="auto">
+                          <a:xfrm>
+                            <a:off x="0" y="0"/>
+                            <a:ext cx="342900" cy="342900"/>
+                          </a:xfrm>
+                          <a:prstGeom prst="rect">
+                            <a:avLst/>
+                          </a:prstGeom>
+                          <a:noFill/>
+                          <a:ln>
+                            <a:noFill/>
+                          </a:ln>
+                        </pic:spPr>
+                      </pic:pic>
+                    </a:graphicData>
+                  </a:graphic>
+                </wp:inline>
+              </w:drawing>
+            </w:r>
+            <w:r>
+              <w:t> </w:t>
+            </w:r>
+            <w:r>
+              <w:rPr>
+                <w:noProof/>
+              </w:rPr>
+              <w:drawing>
+                <wp:inline distT="0" distB="0" distL="0" distR="0" wp14:anchorId="3173FD31" wp14:editId="1905C619">
+                  <wp:extent cx="342900" cy="342900"/>
+                  <wp:effectExtent l="0" t="0" r="0" b="0"/>
+                  <wp:docPr id="800722619" name="Grafik 4" descr="GHS 08 (gesundheitsschädlich)"/>
+                  <wp:cNvGraphicFramePr>
+                    <a:graphicFrameLocks xmlns:a="http://schemas.openxmlformats.org/drawingml/2006/main" noChangeAspect="1"/>
+                  </wp:cNvGraphicFramePr>
+                  <a:graphic xmlns:a="http://schemas.openxmlformats.org/drawingml/2006/main">
+                    <a:graphicData uri="http://schemas.openxmlformats.org/drawingml/2006/picture">
+                      <pic:pic xmlns:pic="http://schemas.openxmlformats.org/drawingml/2006/picture">
+                        <pic:nvPicPr>
+                          <pic:cNvPr id="0" name="Picture 34" descr="GHS 08 (gesundheitsschädlich)"/>
+                          <pic:cNvPicPr>
+                            <a:picLocks noChangeAspect="1" noChangeArrowheads="1"/>
+                          </pic:cNvPicPr>
+                        </pic:nvPicPr>
+                        <pic:blipFill>
+                          <a:blip r:embed="rId11">
+                            <a:extLst>
+                              <a:ext uri="{28A0092B-C50C-407E-A947-70E740481C1C}">
+                                <a14:useLocalDpi xmlns:a14="http://schemas.microsoft.com/office/drawing/2010/main" val="0"/>
+                              </a:ext>
+                            </a:extLst>
+                          </a:blip>
+                          <a:srcRect/>
+                          <a:stretch>
+                            <a:fillRect/>
+                          </a:stretch>
+                        </pic:blipFill>
+                        <pic:spPr bwMode="auto">
+                          <a:xfrm>
+                            <a:off x="0" y="0"/>
+                            <a:ext cx="342900" cy="342900"/>
+                          </a:xfrm>
+                          <a:prstGeom prst="rect">
+                            <a:avLst/>
+                          </a:prstGeom>
+                          <a:noFill/>
+                          <a:ln>
+                            <a:noFill/>
+                          </a:ln>
+                        </pic:spPr>
+                      </pic:pic>
+                    </a:graphicData>
+                  </a:graphic>
+                </wp:inline>
+              </w:drawing>
+            </w:r>
+          </w:p>
+        </w:tc>
+        <w:tc>
+          <w:tcPr>
+            <w:tcW w:w="1701" w:type="dxa"/>
+            <w:tcBorders>
+              <w:top w:val="single" w:sz="6" w:space="0" w:color="auto"/>
+              <w:left w:val="single" w:sz="6" w:space="0" w:color="auto"/>
+              <w:bottom w:val="single" w:sz="6" w:space="0" w:color="auto"/>
+              <w:right w:val="single" w:sz="6" w:space="0" w:color="auto"/>
+            </w:tcBorders>
+            <w:vAlign w:val="center"/>
+          </w:tcPr>
+          <w:p>
+            <w:pPr>
+              <w:spacing w:line="240" w:lineRule="auto"/>
+              <w:jc w:val="left"/>
+            </w:pPr>
+            <w:r>
+              <w:t>Gefahr</w:t>
+            </w:r>
+          </w:p>
+        </w:tc>
+        <w:tc>
+          <w:tcPr>
+            <w:tcW w:w="1985" w:type="dxa"/>
+            <w:tcBorders>
+              <w:top w:val="single" w:sz="6" w:space="0" w:color="auto"/>
+              <w:left w:val="single" w:sz="6" w:space="0" w:color="auto"/>
+              <w:bottom w:val="single" w:sz="6" w:space="0" w:color="auto"/>
+              <w:right w:val="single" w:sz="6" w:space="0" w:color="auto"/>
+            </w:tcBorders>
+            <w:vAlign w:val="center"/>
+          </w:tcPr>
+          <w:p>
+            <w:pPr>
+              <w:spacing w:line="240" w:lineRule="auto"/>
+              <w:jc w:val="left"/>
+            </w:pPr>
+            <w:r>
+              <w:t xml:space="preserve">H225, </w:t>
+            </w:r>
+            <w:r>
+              <w:t>H301+H311+H331</w:t>
+            </w:r>
+            <w:r>
+              <w:t>, H370</w:t>
+            </w:r>
+          </w:p>
+        </w:tc>
+        <w:tc>
+          <w:tcPr>
+            <w:tcW w:w="1959" w:type="dxa"/>
+            <w:tcBorders>
+              <w:top w:val="single" w:sz="6" w:space="0" w:color="auto"/>
+              <w:left w:val="single" w:sz="6" w:space="0" w:color="auto"/>
+              <w:bottom w:val="single" w:sz="6" w:space="0" w:color="auto"/>
+              <w:right w:val="single" w:sz="6" w:space="0" w:color="auto"/>
+            </w:tcBorders>
+            <w:vAlign w:val="center"/>
+          </w:tcPr>
+          <w:p>
+            <w:pPr>
+              <w:spacing w:line="240" w:lineRule="auto"/>
+              <w:jc w:val="left"/>
+            </w:pPr>
+            <w:r>
               <w:t>P210, P233, P280, P301+P310, P303+P361+P353,</w:t>
             </w:r>
             <w:r>
@@ -1388,14 +1364,10 @@
                 <w:sz w:val="26"/>
                 <w:szCs w:val="26"/>
                 <w:shd w:val="clear" w:color="auto" w:fill="FFFFFF"/>
-                <w:lang w:val="en-GB"/>
               </w:rPr>
               <w:t xml:space="preserve"> </w:t>
             </w:r>
             <w:r>
-              <w:rPr>
-                <w:lang w:val="en-GB"/>
-              </w:rPr>
               <w:t>P304+P340+P311</w:t>
             </w:r>
           </w:p>
@@ -1603,14 +1575,6 @@
     </w:p>
     <w:p>
       <w:pPr>
-        <w:spacing w:after="120" w:line="240" w:lineRule="auto"/>
-        <w:rPr>
-          <w:b/>
-        </w:rPr>
-      </w:pPr>
-    </w:p>
-    <w:p>
-      <w:pPr>
         <w:shd w:val="clear" w:color="auto" w:fill="D9D9D9" w:themeFill="background1" w:themeFillShade="D9"/>
         <w:spacing w:after="120" w:line="240" w:lineRule="auto"/>
         <w:rPr>
@@ -1621,7 +1585,6 @@
         <w:rPr>
           <w:b/>
         </w:rPr>
-        <w:lastRenderedPageBreak/>
         <w:t>Besondere Schutzmaßnahmen:</w:t>
       </w:r>
     </w:p>
@@ -1660,9 +1623,6 @@
       </w:tr>
     </w:tbl>
     <w:p>
-      <w:bookmarkStart w:id="0" w:name="OLE_LINK1"/>
-    </w:p>
-    <w:p>
       <w:pPr>
         <w:shd w:val="clear" w:color="auto" w:fill="D9D9D9" w:themeFill="background1" w:themeFillShade="D9"/>
         <w:spacing w:after="120" w:line="240" w:lineRule="auto"/>
@@ -1670,10 +1630,12 @@
           <w:b/>
         </w:rPr>
       </w:pPr>
+      <w:bookmarkStart w:id="0" w:name="OLE_LINK1"/>
       <w:r>
         <w:rPr>
           <w:b/>
         </w:rPr>
+        <w:lastRenderedPageBreak/>
         <w:t>Erste-Hilfe-Maßnahmen:</w:t>
       </w:r>
     </w:p>
@@ -2192,14 +2154,12 @@
               <w:spacing w:line="240" w:lineRule="auto"/>
               <w:jc w:val="left"/>
             </w:pPr>
-            <w:proofErr w:type="spellStart"/>
             <w:r>
               <w:t>C</w:t>
             </w:r>
             <w:r>
               <w:t>b</w:t>
             </w:r>
-            <w:proofErr w:type="spellEnd"/>
           </w:p>
         </w:tc>
       </w:tr>
@@ -2244,25 +2204,7 @@
           <w:bCs/>
           <w:sz w:val="20"/>
         </w:rPr>
-        <w:t xml:space="preserve"> </w:t>
-      </w:r>
-      <w:proofErr w:type="spellStart"/>
-      <w:r>
-        <w:rPr>
-          <w:b/>
-          <w:bCs/>
-          <w:sz w:val="20"/>
-        </w:rPr>
-        <w:t>Cb</w:t>
-      </w:r>
-      <w:proofErr w:type="spellEnd"/>
-      <w:r>
-        <w:rPr>
-          <w:b/>
-          <w:bCs/>
-          <w:sz w:val="20"/>
-        </w:rPr>
-        <w:t>:</w:t>
+        <w:t xml:space="preserve"> Cb:</w:t>
       </w:r>
       <w:r>
         <w:rPr>
@@ -2313,19 +2255,11 @@
         <w:shd w:val="clear" w:color="auto" w:fill="D9D9D9" w:themeFill="background1" w:themeFillShade="D9"/>
         <w:spacing w:after="120" w:line="240" w:lineRule="auto"/>
       </w:pPr>
-      <w:proofErr w:type="spellStart"/>
       <w:r>
         <w:rPr>
           <w:b/>
         </w:rPr>
-        <w:t>Entsorgungungsvorschläge</w:t>
-      </w:r>
-      <w:proofErr w:type="spellEnd"/>
-      <w:r>
-        <w:rPr>
-          <w:b/>
-        </w:rPr>
-        <w:t>:</w:t>
+        <w:t>Entsorgungungsvorschläge:</w:t>
       </w:r>
       <w:r>
         <w:rPr>
@@ -2739,6 +2673,100 @@
               <w:rPr>
                 <w:b/>
                 <w:bCs/>
+                <w:noProof/>
+              </w:rPr>
+              <mc:AlternateContent>
+                <mc:Choice Requires="wpi">
+                  <w:drawing>
+                    <wp:anchor distT="0" distB="0" distL="114300" distR="114300" simplePos="0" relativeHeight="251667456" behindDoc="0" locked="0" layoutInCell="1" allowOverlap="1" wp14:anchorId="726A6E45" wp14:editId="0FBAF160">
+                      <wp:simplePos x="0" y="0"/>
+                      <wp:positionH relativeFrom="column">
+                        <wp:posOffset>3588385</wp:posOffset>
+                      </wp:positionH>
+                      <wp:positionV relativeFrom="paragraph">
+                        <wp:posOffset>-92075</wp:posOffset>
+                      </wp:positionV>
+                      <wp:extent cx="1208995" cy="254880"/>
+                      <wp:effectExtent l="38100" t="38100" r="48895" b="31115"/>
+                      <wp:wrapNone/>
+                      <wp:docPr id="76735257" name="Freihand 9"/>
+                      <wp:cNvGraphicFramePr/>
+                      <a:graphic xmlns:a="http://schemas.openxmlformats.org/drawingml/2006/main">
+                        <a:graphicData uri="http://schemas.microsoft.com/office/word/2010/wordprocessingInk">
+                          <w14:contentPart bwMode="auto" r:id="rId12">
+                            <w14:nvContentPartPr>
+                              <w14:cNvContentPartPr/>
+                            </w14:nvContentPartPr>
+                            <w14:xfrm>
+                              <a:off x="0" y="0"/>
+                              <a:ext cx="1208995" cy="254880"/>
+                            </w14:xfrm>
+                          </w14:contentPart>
+                        </a:graphicData>
+                      </a:graphic>
+                    </wp:anchor>
+                  </w:drawing>
+                </mc:Choice>
+                <mc:Fallback>
+                  <w:pict>
+                    <v:shape w14:anchorId="0099696D" id="Freihand 9" o:spid="_x0000_s1026" type="#_x0000_t75" style="position:absolute;margin-left:282.2pt;margin-top:-7.6pt;width:95.95pt;height:20.75pt;z-index:251667456;visibility:visible;mso-wrap-style:square;mso-wrap-distance-left:9pt;mso-wrap-distance-top:0;mso-wrap-distance-right:9pt;mso-wrap-distance-bottom:0;mso-position-horizontal:absolute;mso-position-horizontal-relative:text;mso-position-vertical:absolute;mso-position-vertical-relative:text" o:gfxdata="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">
+                      <v:imagedata r:id="rId13" o:title=""/>
+                    </v:shape>
+                  </w:pict>
+                </mc:Fallback>
+              </mc:AlternateContent>
+            </w:r>
+            <w:r>
+              <w:rPr>
+                <w:b/>
+                <w:bCs/>
+                <w:noProof/>
+              </w:rPr>
+              <mc:AlternateContent>
+                <mc:Choice Requires="wpi">
+                  <w:drawing>
+                    <wp:anchor distT="0" distB="0" distL="114300" distR="114300" simplePos="0" relativeHeight="251665408" behindDoc="0" locked="0" layoutInCell="1" allowOverlap="1" wp14:anchorId="58EE35B5" wp14:editId="7C81C0B1">
+                      <wp:simplePos x="0" y="0"/>
+                      <wp:positionH relativeFrom="column">
+                        <wp:posOffset>492125</wp:posOffset>
+                      </wp:positionH>
+                      <wp:positionV relativeFrom="paragraph">
+                        <wp:posOffset>18415</wp:posOffset>
+                      </wp:positionV>
+                      <wp:extent cx="1063055" cy="187785"/>
+                      <wp:effectExtent l="38100" t="38100" r="41910" b="41275"/>
+                      <wp:wrapNone/>
+                      <wp:docPr id="1173047102" name="Freihand 7"/>
+                      <wp:cNvGraphicFramePr/>
+                      <a:graphic xmlns:a="http://schemas.openxmlformats.org/drawingml/2006/main">
+                        <a:graphicData uri="http://schemas.microsoft.com/office/word/2010/wordprocessingInk">
+                          <w14:contentPart bwMode="auto" r:id="rId14">
+                            <w14:nvContentPartPr>
+                              <w14:cNvContentPartPr/>
+                            </w14:nvContentPartPr>
+                            <w14:xfrm>
+                              <a:off x="0" y="0"/>
+                              <a:ext cx="1063055" cy="187785"/>
+                            </w14:xfrm>
+                          </w14:contentPart>
+                        </a:graphicData>
+                      </a:graphic>
+                    </wp:anchor>
+                  </w:drawing>
+                </mc:Choice>
+                <mc:Fallback>
+                  <w:pict>
+                    <v:shape w14:anchorId="2A003339" id="Freihand 7" o:spid="_x0000_s1026" type="#_x0000_t75" style="position:absolute;margin-left:38.4pt;margin-top:1.1pt;width:84.4pt;height:15.5pt;z-index:251665408;visibility:visible;mso-wrap-style:square;mso-wrap-distance-left:9pt;mso-wrap-distance-top:0;mso-wrap-distance-right:9pt;mso-wrap-distance-bottom:0;mso-position-horizontal:absolute;mso-position-horizontal-relative:text;mso-position-vertical:absolute;mso-position-vertical-relative:text" o:gfxdata="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">
+                      <v:imagedata r:id="rId15" o:title=""/>
+                    </v:shape>
+                  </w:pict>
+                </mc:Fallback>
+              </mc:AlternateContent>
+            </w:r>
+            <w:r>
+              <w:rPr>
+                <w:b/>
+                <w:bCs/>
               </w:rPr>
               <w:t>Datum:                                                    Unterschrift Student*in:</w:t>
             </w:r>
@@ -2763,26 +2791,12 @@
         <w:rPr>
           <w:b/>
         </w:rPr>
-        <w:t xml:space="preserve">Unterschrift </w:t>
-      </w:r>
-      <w:proofErr w:type="spellStart"/>
-      <w:r>
-        <w:rPr>
-          <w:b/>
-        </w:rPr>
-        <w:t>Assitent</w:t>
-      </w:r>
-      <w:proofErr w:type="spellEnd"/>
-      <w:r>
-        <w:rPr>
-          <w:b/>
-        </w:rPr>
-        <w:t>*in:</w:t>
+        <w:t>Unterschrift Assitent*in:</w:t>
       </w:r>
     </w:p>
     <w:sectPr>
-      <w:headerReference w:type="default" r:id="rId10"/>
-      <w:footerReference w:type="default" r:id="rId11"/>
+      <w:headerReference w:type="default" r:id="rId16"/>
+      <w:footerReference w:type="default" r:id="rId17"/>
       <w:pgSz w:w="11906" w:h="16838"/>
       <w:pgMar w:top="2552" w:right="907" w:bottom="851" w:left="1134" w:header="567" w:footer="567" w:gutter="0"/>
       <w:cols w:space="720"/>
@@ -3698,6 +3712,98 @@
 </w:styles>
 </file>
 
+<file path=word/ink/ink1.xml><?xml version="1.0" encoding="utf-8"?>
+<inkml:ink xmlns:inkml="http://www.w3.org/2003/InkML">
+  <inkml:definitions>
+    <inkml:context xml:id="ctx0">
+      <inkml:inkSource xml:id="inkSrc0">
+        <inkml:traceFormat>
+          <inkml:channel name="X" type="integer" min="-2.14748E9" max="2.14748E9" units="cm"/>
+          <inkml:channel name="Y" type="integer" min="-2.14748E9" max="2.14748E9" units="cm"/>
+          <inkml:channel name="F" type="integer" max="32767" units="dev"/>
+        </inkml:traceFormat>
+        <inkml:channelProperties>
+          <inkml:channelProperty channel="X" name="resolution" value="1000" units="1/cm"/>
+          <inkml:channelProperty channel="Y" name="resolution" value="1000" units="1/cm"/>
+          <inkml:channelProperty channel="F" name="resolution" value="0" units="1/dev"/>
+        </inkml:channelProperties>
+      </inkml:inkSource>
+      <inkml:timestamp xml:id="ts0" timeString="2026-04-22T18:19:06.181"/>
+    </inkml:context>
+    <inkml:brush xml:id="br0">
+      <inkml:brushProperty name="width" value="0.025" units="cm"/>
+      <inkml:brushProperty name="height" value="0.025" units="cm"/>
+    </inkml:brush>
+  </inkml:definitions>
+  <inkml:trace contextRef="#ctx0" brushRef="#br0">0 612 896,'0'0'27,"2"0"9,8 1 0,-1-1 0,0 0 1,0 0-1,0-1 1,0 0-1,1-1 0,13-4 1,64-25 638,-47 12-398,55-36 0,8-4 317,-44 32-290,1 3-1,120-31 1,-128 40 56,85-37 0,42-34 77,-99 46-132,-11 9-2,1 4 0,1 3-1,77-16 1,-117 34 123,1 1 1,0 1-1,36 2 0,-68 2-255,0 0-162,0 0-1,0 0 1,-1 0 0,1 0-1,0 0 1,0 0 0,0 0-1,0 0 1,0 0 0,0 0-1,0 0 1,0 0 0,-1 0-1,1 0 1,0 0 0,0 0-1,0 0 1,0 0 0,0 0 0,0 0-1,0 0 1,0 0 0,0 0-1,-1 0 1,1 0 0,0 0-1,0 0 1,0 0 0,0 0-1,0 1 1,0-1 0,0 0-1,0 0 1,0 0 0,0 0-1,0 0 1,0 0 0,0 0-1,0 0 1,0 0 0,0 1-1,0-1 1,0 0 0,-1 0-1,1 0 1,0 0 0,0 0-1,1 0 1,-1 0 0,0 0-1,0 1 1,0-1 0,0 0-1,0 0 1,0 0 0,0 0-1,0 0 1,0 0 0,0 0-1,0 0 1,0 0 0,0 1-1,0-1 1,0 0 0,0 0-1,0 0 1,0 0 0,1 0-1,-1 0 1,-9 3 173,-23-3 270,24 0-394</inkml:trace>
+</inkml:ink>
+</file>
+
+<file path=word/ink/ink2.xml><?xml version="1.0" encoding="utf-8"?>
+<inkml:ink xmlns:inkml="http://www.w3.org/2003/InkML">
+  <inkml:definitions>
+    <inkml:context xml:id="ctx0">
+      <inkml:inkSource xml:id="inkSrc0">
+        <inkml:traceFormat>
+          <inkml:channel name="X" type="integer" min="-2.14748E9" max="2.14748E9" units="cm"/>
+          <inkml:channel name="Y" type="integer" min="-2.14748E9" max="2.14748E9" units="cm"/>
+          <inkml:channel name="F" type="integer" max="32767" units="dev"/>
+        </inkml:traceFormat>
+        <inkml:channelProperties>
+          <inkml:channelProperty channel="X" name="resolution" value="1000" units="1/cm"/>
+          <inkml:channelProperty channel="Y" name="resolution" value="1000" units="1/cm"/>
+          <inkml:channelProperty channel="F" name="resolution" value="0" units="1/dev"/>
+        </inkml:channelProperties>
+      </inkml:inkSource>
+      <inkml:timestamp xml:id="ts0" timeString="2026-04-22T18:19:20.805"/>
+    </inkml:context>
+    <inkml:brush xml:id="br0">
+      <inkml:brushProperty name="width" value="0.025" units="cm"/>
+      <inkml:brushProperty name="height" value="0.025" units="cm"/>
+    </inkml:brush>
+  </inkml:definitions>
+  <inkml:trace contextRef="#ctx0" brushRef="#br0">353 136 9536,'6'-12'894,"-10"13"-801,1 0 0,-1 1 0,1 0 0,-1-1 0,1 1 0,0 0 0,0 1 0,0-1 0,0 0 0,0 1-1,-3 3 1,-3 2 27,-45 34 268,36-30-247,1 1-1,1 1 1,0 0 0,1 1-1,-25 31 1,17-12-18,-77 124 626,98-156-706,1 0 0,0 0 1,0 1-1,0-1 0,1 0 0,-1 1 1,0-1-1,1 1 0,0-1 0,-1 1 1,1-1-1,0 1 0,0-1 0,1 1 1,-1-1-1,0 0 0,1 1 0,1 4 1,-1-6-7,0 1 0,0-1 1,0 0-1,0 1 1,0-1-1,1 0 0,-1 0 1,0 0-1,1 0 0,-1 0 1,1 0-1,-1 0 0,1 0 1,-1-1-1,1 1 1,0 0-1,-1-1 0,1 0 1,0 1-1,-1-1 0,1 0 1,0 0-1,-1 0 0,1 0 1,0 0-1,0 0 0,2-1 1,19-4 192,0-1 0,0-1 0,0-1 1,-1 0-1,21-13 0,-27 13-31,-2 1-1,1-1 0,-2-1 0,1 0 0,-1-1 0,-1 0-1,0-1 1,0 0 0,-1-1 0,-1 0 0,0-1 0,0 0 0,8-18 0,-18 31-182,0 0 0,-1 1 0,1-1 0,0 0 0,0 0 0,-1 0 0,1 0 0,0 0 0,0 0 0,-1 0 0,1 0 0,0 0 0,0 0 0,-1 0 0,1 0 0,0 0 0,-1 0 0,1 0 0,0 0 0,0 0 0,-1-1 0,1 1 0,0 0 0,0 0 0,0 0 0,-1 0 0,1 0 0,0-1 0,0 1 0,-1 0 0,1 0 0,0 0 0,0-1 0,0 1 0,0 0 0,0 0 0,-1-1 0,1 1 0,0 0 0,0 0 0,0-1 0,0 1 0,0 0 0,0 0 0,0-1 0,0 1 0,0 0 0,0 0 0,0-1 0,0 1 0,0 0 0,0-1 0,0 1 0,0 0 0,0 0 0,0-1 0,0 1 0,1 0 0,-1 0 0,0-1 0,0 1 0,0 0 0,0 0 0,0 0 0,1-1 0,-1 1 0,0 0 0,1 0 0,-22 7 335,20-7-323,-6 4 15,0 0 0,0 1 0,1 0 0,0 0 0,0 0 0,0 0 0,0 1 0,-6 9 0,-18 18 226,24-28-153,-3 2 4,1 0 0,1 1 0,-10 12-1,16-19-94,0 0 0,0 1-1,0-1 1,0 0-1,0 0 1,0 1 0,0-1-1,1 1 1,-1-1-1,1 1 1,-1-1 0,1 1-1,0-1 1,-1 1-1,1-1 1,0 1-1,0 0 1,0-1 0,0 1-1,0-1 1,1 1-1,-1-1 1,0 1 0,1 0-1,-1-1 1,1 1-1,-1-1 1,1 0 0,0 1-1,0-1 1,1 2-1,1 0 4,0 0 1,1-1-1,-1 1 0,1-1 0,0 0 0,0 0 0,0-1 0,0 1 1,0-1-1,0 0 0,0 0 0,6 1 0,51 3 161,-24-6-107,0-2 0,0-2 0,60-15-1,-64 12-41,3-1 5,-26 5-29,0 1 1,0 1-1,0 0 0,17-1 0,-27 6 49,0 0 0,0 0 0,-1 0 0,1 0 0,-1 0-1,0-1 1,-2 6 0,-3 19 118,6-26-175,0 0 0,1-1 1,-1 1-1,0 0 1,0-1-1,1 1 1,-1-1-1,1 1 1,-1 0-1,0-1 0,1 1 1,-1-1-1,1 1 1,0-1-1,-1 1 1,1-1-1,-1 0 0,1 1 1,0-1-1,-1 1 1,1-1-1,0 0 1,-1 0-1,1 0 1,0 1-1,-1-1 0,1 0 1,0 0-1,0 0 1,26 2 126,-21-2-126,161 8 453,83 7 615,-219-9-955,-27-4-97,1-1-1,-1 0 1,0 0-1,1 0 1,-1-1-1,1 0 1,5 0-1,13-3 240,41-12 0,-41 9-189,13-5 39,-17 8-51</inkml:trace>
+  <inkml:trace contextRef="#ctx0" brushRef="#br0" timeOffset="887.04">1596 705 8936,'0'0'1194,"18"3"-387,-13-7-581,0 1 0,0-1 0,-1 0 0,1 0 0,-1-1 0,0 1 0,6-10 0,24-43 508,0-1-92,-26 47-447,-1 0 0,-1 0 0,0-1 0,0 0 0,-1 0 0,4-16 0,15-81 180,-1 8 187,43-104 436,-51 178-652,-15 26-320,1 0 0,-1 0 0,1 1-1,0-1 1,-1 0 0,1 1 0,0-1 0,-1 0-1,1 1 1,0-1 0,0 1 0,0-1 0,-1 1-1,1-1 1,0 1 0,0 0 0,0-1-1,0 1 1,0 0 0,0 0 0,0 0 0,0 0-1,0 0 1,0 0 0,0 0 0,1 0-1,-1 3 11,1-1-1,-1 1 0,0 0 0,0 0 1,-1-1-1,1 1 0,-1 0 0,1 0 0,-1 0 1,0 0-1,0 3 0,-3 56 428,-19 102 0,-1 28 166,23-186-615,-4 37 308,4-41-283,0 1 0,-1 0 1,1 0-1,-1 0 0,0-1 1,0 1-1,0 0 0,0-1 1,-1 1-1,1-1 0,-3 4 1,4-6-14,-1 1 1,1-1-1,0 0 1,-1 1 0,1-1-1,-1 1 1,1-1-1,-1 0 1,1 0 0,-1 1-1,1-1 1,-1 0-1,0 0 1,1 0-1,-1 1 1,1-1 0,-1 0-1,0 0 1,1 0-1,-1 0 1,1 0-1,-1 0 1,0 0 0,1 0-1,-1 0 1,1-1-1,-1 1 1,0 0 0,-1-1 24,1 0 1,-1 0 0,1 0 0,0 0 0,0-1 0,-1 1 0,1 0 0,0 0-1,0-1 1,-1-1 0,-1-3 128,-1-1-1,1 1 1,-4-14 0,0-15 207,-6-51 1,-1-10 561,6 54-324,9 35 40,8 27-378,-2-3-249,0 1 0,2-1 0,10 17 0,-15-27-28,1 0 0,0 0 0,1-1 0,0 0 0,0 0 0,0 0 0,1 0 0,-1-1 0,11 6 0,4-1 4,1 0-1,0-1 1,0-2 0,1 0-1,38 6 1,121 6 6,-49-8 41,-96-7-22,-23-3-14,1 0 1,-1 1-1,0 1 1,24 7-1,-38-10-21,1 1-1,0-1 1,-1 0-1,1 0 1,-1 0-1,1 0 1,0 1-1,-1-1 1,1 0-1,-1 1 1,1-1-1,-1 0 1,1 1-1,-1-1 1,1 0-1,-1 1 1,1-1-1,-1 1 1,1-1-1,-1 1 1,0-1 0,1 1-1,-1 0 1,0-1-1,0 1 1,1-1-1,-1 1 1,0 0-1,0-1 1,0 1-1,0 0 1,0-1-1,0 1 1,0-1-1,0 1 1,0 0-1,0-1 1,0 1-1,0 0 1,-1 0-1,0 2 35,-1 0 1,-1 0-1,1 0 0,0 0 0,-1-1 0,-3 4 0,3-4 4,1 0-1,0 0 0,0 0 1,0 0-1,0 1 1,1-1-1,-1 1 0,0-1 1,0 3-1,2-4-31,-1-1 0,1 1 0,0-1 0,0 1 0,0-1 0,0 0-1,0 1 1,0-1 0,0 1 0,1-1 0,-1 1 0,0-1 0,0 0 0,0 1 0,0-1 0,1 1 0,-1-1-1,0 0 1,0 1 0,0-1 0,1 1 0,-1-1 0,0 0 0,1 1 0,19 8 261,69 7 96,0-4-1,124 2 0,-71-6-137,110 6 114,-188-9-246</inkml:trace>
+</inkml:ink>
+</file>
+
+<file path=word/ink/ink3.xml><?xml version="1.0" encoding="utf-8"?>
+<inkml:ink xmlns:inkml="http://www.w3.org/2003/InkML">
+  <inkml:definitions>
+    <inkml:context xml:id="ctx0">
+      <inkml:inkSource xml:id="inkSrc0">
+        <inkml:traceFormat>
+          <inkml:channel name="X" type="integer" min="-2.14748E9" max="2.14748E9" units="cm"/>
+          <inkml:channel name="Y" type="integer" min="-2.14748E9" max="2.14748E9" units="cm"/>
+          <inkml:channel name="F" type="integer" max="32767" units="dev"/>
+        </inkml:traceFormat>
+        <inkml:channelProperties>
+          <inkml:channelProperty channel="X" name="resolution" value="1000" units="1/cm"/>
+          <inkml:channelProperty channel="Y" name="resolution" value="1000" units="1/cm"/>
+          <inkml:channelProperty channel="F" name="resolution" value="0" units="1/dev"/>
+        </inkml:channelProperties>
+      </inkml:inkSource>
+      <inkml:timestamp xml:id="ts0" timeString="2026-04-22T18:19:14.540"/>
+    </inkml:context>
+    <inkml:brush xml:id="br0">
+      <inkml:brushProperty name="width" value="0.025" units="cm"/>
+      <inkml:brushProperty name="height" value="0.025" units="cm"/>
+    </inkml:brush>
+  </inkml:definitions>
+  <inkml:trace contextRef="#ctx0" brushRef="#br0">36 139 896,'0'0'8,"3"-23"81,7-4 111,-9 23-160,0 1 0,0 0 0,0-1 0,1 1 0,-1 0 1,1 0-1,-1 0 0,1 0 0,0 0 0,0 1 0,5-5 1,8-8 333,-13 12-343,0 0 0,1 1 0,-1-1 0,1 1 0,-1 0 0,1-1-1,0 1 1,0 1 0,0-1 0,0 0 0,1 1 0,-1 0 0,0-1 0,0 1 0,1 1 0,4-2 0,-6 2-7,1-1 1,-1 1-1,1 0 0,0 0 1,-1 1-1,1-1 1,-1 0-1,1 1 1,-1-1-1,1 1 1,-1 0-1,1 0 1,-1 0-1,1 0 1,-1 1-1,0-1 1,4 3-1,-1 1 39,0 1 0,0-1 0,-1 1-1,1 0 1,4 8 0,-6-8-24,0 0-1,-1 1 1,1-1 0,-1 0-1,-1 1 1,1-1 0,-1 1-1,0-1 1,0 1 0,-1 0-1,0 0 1,0-1 0,-1 1-1,0 0 1,0-1 0,0 1-1,-1-1 1,0 1 0,0-1-1,-1 0 1,0 0 0,-4 7-1,-51 68 657,48-67-537,0-1 0,-1 0 0,0 0-1,-1-1 1,0 0 0,-22 15 0,33-26-127,0 0 0,0 0-1,-1 0 1,1 0 0,0-1-1,0 1 1,0 0 0,-1-1 0,1 1-1,0-1 1,-1 1 0,1-1 0,0 0-1,-1 1 1,1-1 0,0 0-1,-1 0 1,1 0 0,-1 0 0,1 0-1,0-1 1,-1 1 0,1 0 0,0 0-1,-1-1 1,1 1 0,0-1-1,-1 1 1,1-1 0,0 0 0,0 0-1,0 1 1,0-1 0,0 0-1,0 0 1,0 0 0,0 0 0,0 0-1,0 0 1,0 0 0,0-1 0,1 1-1,-1 0 1,1 0 0,-2-3-1,1 2 8,0 0-1,1 0 1,-1-1-1,0 1 0,1 0 1,-1 0-1,1-1 0,0 1 1,0 0-1,0-1 0,0 1 1,0 0-1,0-1 0,1 1 1,-1 0-1,1 0 1,0-1-1,-1 1 0,1 0 1,0 0-1,0 0 0,0 0 1,1 0-1,0-2 0,0 3-17,-1 0 0,0 0-1,0 0 1,0 0 0,1 0 0,-1 0-1,0 1 1,1-1 0,-1 0-1,1 1 1,-1-1 0,1 1-1,-1-1 1,1 1 0,-1 0-1,1 0 1,-1 0 0,1-1-1,-1 2 1,1-1 0,0 0-1,-1 0 1,1 0 0,-1 1 0,1-1-1,-1 1 1,1-1 0,-1 1-1,0-1 1,1 1 0,-1 0-1,0 0 1,1 0 0,-1 0-1,2 2 1,27 18 235,0-1 1,1-1-1,40 17 0,-63-33-219,1-1 0,-1 1 0,0-1 0,13 1 0,-12-1-13,-2-1-16</inkml:trace>
+  <inkml:trace contextRef="#ctx0" brushRef="#br0" timeOffset="674.72">400 223 6296,'0'0'-8,"-8"-26"-64,9 23 68,-1 0-1,1-1 1,0 1 0,0 0 0,0 0 0,0 0 0,1 0-1,-1 0 1,1 0 0,0 0 0,0 0 0,0 0 0,0 1-1,0-1 1,0 1 0,1 0 0,-1-1 0,5-2 0,-3 2-1,0 1 0,0-1 0,0 0 0,1 1 0,-1 0 1,1 0-1,-1 1 0,1-1 0,0 1 0,0 0 0,9-1 0,-9 2 5,0 1-1,1-1 1,-1 1-1,0 1 1,0-1-1,0 1 1,0 0-1,0 0 1,0 0-1,-1 1 1,1 0-1,-1 0 1,0 0-1,1 0 0,-1 0 1,-1 1-1,1 0 1,-1 0-1,1 0 1,-1 0-1,0 1 1,0-1-1,-1 1 1,0 0-1,1 0 1,-1-1-1,-1 1 1,1 1-1,1 8 0,-3-8 6,-1 0-1,1-1 0,-1 1 0,0 0 0,0-1 0,0 1 1,-1-1-1,0 1 0,0-1 0,0 0 0,-1 0 0,-4 7 1,-6 7 25,-28 32 0,17-22 2,18-22-16,-1 1-1,0-1 1,0 0-1,-1-1 0,0 0 1,0 0-1,-9 5 1,13-9 0,0 0 1,1 0 0,-1 0-1,0-1 1,0 0-1,0 1 1,0-1-1,0-1 1,-1 1 0,1-1-1,0 1 1,0-1-1,0 0 1,-1-1-1,1 1 1,0-1 0,0 0-1,-8-2 1,12 3-13,0 0 0,-1-1 0,1 1 0,0 0 0,-1 0 0,1 0 0,0 0 0,-1-1 0,1 1 0,0 0 0,-1 0 0,1-1 0,0 1 0,-1 0 0,1 0 0,0-1 0,0 1 0,-1 0 0,1-1 0,0 1 0,0-1 0,0 1 0,0 0 0,-1-1 0,1 1 0,0 0-1,0-1 1,0 1 0,0-1 0,0 1 0,0 0 0,0-1 0,0 1 0,0-1 0,0 1 0,0 0 0,0-1 0,1 1 0,-1 0 0,0-1 0,0 1 0,0-1 0,0 1 0,1 0 0,-1-1 0,0 1 0,0 0 0,1 0 0,-1-1 0,0 1 0,1 0 0,-1 0 0,0-1 0,1 1 0,0-1 16,1-1-1,-1 1 1,1 0-1,-1 0 0,1 0 1,-1 0-1,1 1 1,-1-1-1,1 0 1,3 0-1,82 6 312,-75-5-261,-1 1 0,1 0 0,-1 1 1,0 1-1,20 6 0,0 10 211,-12-6 38,-15-11-280</inkml:trace>
+  <inkml:trace contextRef="#ctx0" brushRef="#br0" timeOffset="4914.29">753 436 6520,'0'0'1576</inkml:trace>
+  <inkml:trace contextRef="#ctx0" brushRef="#br0" timeOffset="5112.67">1064 142 6520,'0'0'57,"-1"-2"6,-1 0 3,1 0 1,0 0 0,-1 1-1,1-1 1,-1 1-1,1-1 1,-1 1-1,0 0 1,0-1 0,0 1-1,0 0 1,0 0-1,-2-1 1,1 2-16,0 0 0,0 0 0,0 0 0,1 0 0,-1 0 1,0 1-1,0-1 0,0 1 0,1-1 0,-1 1 0,-3 2 0,2-1-30,-1 0 1,1 1-1,0-1 1,0 1-1,0 0 0,1 0 1,-1 1-1,1-1 0,-1 1 1,1 0-1,0-1 0,-2 6 1,-3 4 34,1 0 0,-10 24-1,15-32-42,1 0-1,0 1 0,0-1 0,1 0 0,-1 0 1,1 1-1,0-1 0,1 0 0,-1 1 0,1-1 1,0 0-1,1 0 0,-1 0 0,1 1 0,0-2 1,0 1-1,0 0 0,1 0 0,0-1 0,3 5 1,-4-5 1,1 0-1,0 0 1,0-1 0,0 1 0,0-1 0,1 0 0,0 0 0,-1 0 0,1 0 0,0-1 0,0 0 0,0 1 0,1-1 0,-1-1 0,0 1 0,1-1 0,-1 0 0,1 0 0,0 0 0,-1 0 0,1-1 0,8 0 0,-7-1 11,1 0 0,0-1 1,-1 0-1,0 0 0,1-1 1,-1 0-1,0 0 0,0 0 0,0 0 1,-1-1-1,1 0 0,-1-1 1,0 1-1,0-1 0,0 0 1,-1 0-1,0 0 0,0-1 0,6-10 1,-7 11-5,-1 0 0,0 0 1,0 0-1,0-1 0,-1 1 1,0-1-1,0 1 1,0-1-1,0 1 0,-1-1 1,0 1-1,0-1 0,-1 0 1,1 1-1,-1-1 0,-1 1 1,1-1-1,-1 1 1,0 0-1,0 0 0,0 0 1,-1 0-1,1 0 0,-6-7 1,1 3 24,0 1 1,-1-1-1,1 1 0,-1 1 1,-17-12-1,23 17-34,0 1-1,0-1 0,0 1 1,-1 0-1,1-1 0,0 1 1,-1 0-1,1 1 0,-1-1 1,1 0-1,-1 1 1,0-1-1,1 1 0,-1 0 1,0 0-1,1 0 0,-1 0 1,1 0-1,-1 1 0,0-1 1,1 1-1,-1 0 0,1-1 1,-1 1-1,1 1 1,0-1-1,-1 0 0,1 0 1,0 1-1,-3 2 0,-4 3 46,3-2-19,-1 1 0,1-1 1,0 1-1,0 0 0,1 1 1,0-1-1,0 1 0,1 0 1,-1 0-1,2 0 0,-1 1 1,-2 8-1,6-14-30,0-1 1,0 0-1,0 1 1,0-1-1,0 0 1,1 0-1,-1 1 1,0-1-1,1 0 1,-1 0-1,1 1 1,0-1-1,-1 0 1,1 0-1,0 0 0,0 0 1,-1 0-1,1 0 1,2 1-1,2 4 54</inkml:trace>
+  <inkml:trace contextRef="#ctx0" brushRef="#br0" timeOffset="5113.67">1299 49 8336,'-1'2'105,"-10"33"746,-14 72 1,25-105-818,-1 0 0,1 1 0,0-1 0,0 1 0,0-1 0,0 1 0,0-1 1,0 1-1,1-1 0,-1 1 0,1-1 0,0 1 0,0-1 0,-1 0 0,2 1 0,-1-1 1,0 0-1,0 0 0,1 0 0,-1 0 0,1 0 0,0 0 0,-1 0 0,1-1 0,0 1 1,0-1-1,0 1 0,0-1 0,0 0 0,1 1 0,-1-1 0,0 0 0,1-1 0,2 2 1,2 0 21,1 0 0,0 0 1,0-1-1,0 0 1,0-1-1,0 1 1,0-1-1,0-1 1,10-1-1,11-1 130,-24 1-130</inkml:trace>
+  <inkml:trace contextRef="#ctx0" brushRef="#br0" timeOffset="5114.67">1491 209 8744,'-5'23'494,"-4"114"893,8-121-1264,0-13-76,1 1 0,0-1-1,-1 0 1,1 0 0,0 1 0,1-1-1,-1 0 1,0 0 0,1 1-1,0-1 1,0 0 0,0 0 0,0 0-1,0 0 1,4 5 0,-3-4 33</inkml:trace>
+  <inkml:trace contextRef="#ctx0" brushRef="#br0" timeOffset="5115.67">1658 441 8936,'0'0'1224</inkml:trace>
+  <inkml:trace contextRef="#ctx0" brushRef="#br0" timeOffset="5116.67">1788 214 8744,'1'-3'113,"1"-1"-40,0 0 0,1 0-1,-1 1 1,1-1 0,0 0 0,0 1-1,0 0 1,0 0 0,0 0 0,1 0 0,0 0-1,-1 1 1,1-1 0,0 1 0,0 0-1,8-3 1,-6 3 8,0 0 0,0 0 0,0 1 0,0-1-1,0 1 1,0 1 0,0-1 0,0 1 0,0 0 0,1 0-1,-1 1 1,8 1 0,-11 0-42,0 0 0,1 0 0,-1 0 0,0 0 0,0 0 0,-1 0 0,1 1-1,0 0 1,-1-1 0,1 1 0,-1 0 0,0 0 0,0 1 0,0-1 0,-1 0 0,1 1 0,-1-1 0,1 0 0,0 6 0,-2-2-5,1 0 0,-1 0 0,0 1 1,-1-1-1,0 0 0,0 0 1,0 0-1,-1 0 0,-5 14 0,2-10 10,0 1 0,-1-1-1,-1 0 1,0-1-1,-8 11 1,6-9-2,6-8-23,0 0 1,-1 0 0,1 0-1,-1-1 1,1 1 0,-5 2 0,5-4-5,0 0 0,1 0 0,-1 0 0,0-1 0,0 1 0,0-1 0,0 0 0,0 0 0,0 0 0,0 0 0,0-1 0,0 1 0,0-1 0,-1 0 0,1 1 0,0-2 0,0 1 0,0 0 0,-1-1 0,1 1 0,0-1 0,0 0 0,0 0 0,0 0 0,0 0 0,-4-3 0,5 2 6,-1 0 0,1 0 0,-1 0 0,1-1 0,0 1 1,0 0-1,0-1 0,0 0 0,0 0 0,1 1 0,-1-1 0,1 0 0,0 0 0,0 0 0,0 0 1,0-1-1,1 1 0,-1 0 0,1 0 0,-1 0 0,1-1 0,1-4 0,-1 6-8,1 1 0,0 0-1,-1 0 1,1 0 0,0 0-1,0 0 1,0 0 0,0 1-1,-1-1 1,1 0 0,0 0-1,1 1 1,-1-1 0,0 0-1,0 1 1,0-1 0,0 1-1,0-1 1,1 1 0,-1 0-1,0-1 1,0 1-1,1 0 1,-1 0 0,0 0-1,0 0 1,1 0 0,-1 0-1,0 1 1,0-1 0,0 0-1,3 1 1,5 1 2,1 1 1,0 0-1,8 5 0,-10-5 20,55 27 124,-49-22-108,2-1 1,-1 0 0,1 0-1,29 7 1,-31-12-21</inkml:trace>
+  <inkml:trace contextRef="#ctx0" brushRef="#br0" timeOffset="5117.67">2208 212 9536,'-2'0'46,"0"-1"0,0 1 0,0 0 0,0 0 1,0 0-1,0 0 0,0 1 0,0-1 0,0 0 1,0 1-1,0-1 0,1 1 0,-1 0 0,0-1 0,0 1 1,0 0-1,-2 2 0,1 0 39,0-1 1,0 1-1,1 0 1,-1 0-1,1 0 0,-1 0 1,1 1-1,-2 4 1,0 1 55,0 1 1,0-1 0,1 1-1,1 0 1,0 0 0,-1 10 0,2-16-113,1 1 0,0-1 0,1 1 0,-1-1 0,1 1 0,0-1 0,0 1 1,0-1-1,0 0 0,1 1 0,0-1 0,0 0 0,0 0 0,0 0 0,1-1 0,-1 1 1,1 0-1,0-1 0,0 0 0,1 1 0,-1-1 0,0-1 0,1 1 0,0 0 0,0-1 0,0 0 1,0 0-1,0 0 0,0 0 0,0-1 0,1 0 0,-1 1 0,0-2 0,1 1 0,4 0 1,-2-1-2,0-1 0,0 1 0,0-1 0,0-1 0,0 1 0,0-1 0,0-1 0,-1 1 1,7-4-1,-9 4-10,0-1-1,0 1 1,-1 0 0,1-1 0,-1 0 0,1 0 0,-1 0-1,0 0 1,0-1 0,-1 1 0,1-1 0,-1 0 0,0 1 0,0-1-1,2-6 1,-2 5 3,-1-2-1,0 1 1,0 0 0,-1 0-1,0 0 1,0 0 0,0 0-1,-1 0 1,0-1-1,0 1 1,0 0 0,-1 0-1,0 1 1,0-1-1,-5-8 1,4 8-3,0 1 0,0 0 0,0 0 0,0 0 0,-1 0 0,0 1 0,0-1 0,0 1-1,0 0 1,-1 1 0,0-1 0,0 1 0,0-1 0,0 2 0,0-1 0,-9-3 0,11 5-7,0 1 1,0-1-1,1 1 1,-1-1-1,0 1 1,0 0 0,0 1-1,1-1 1,-1 0-1,0 1 1,0-1-1,1 1 1,-1 0-1,0 0 1,1 0-1,-1 0 1,1 0-1,-1 1 1,1-1-1,-1 1 1,1 0-1,0-1 1,0 1-1,0 0 1,0 0-1,0 1 1,1-1-1,-1 0 1,0 1-1,1-1 1,0 1-1,-1-1 1,1 1-1,0-1 1,1 1 0,-1 0-1,0 0 1,1-1-1,-1 1 1,1 0-1,0 0 1,0 0-1,0-1 1,0 1-1,1 0 1,1 5-1,-1-5-2,1-1-1,-1 1 1,1-1-1,0 0 0,0 0 1,0 1-1,0-1 1,0 0-1,0-1 1,3 3-1,1 0 14,4 4 17</inkml:trace>
+  <inkml:trace contextRef="#ctx0" brushRef="#br0" timeOffset="5118.67">2391 217 10248,'1'-2'144,"2"-1"-79,0 0 1,0 0 0,0 0 0,1 1 0,-1-1-1,1 1 1,-1 0 0,1 0 0,0 0 0,-1 0-1,1 1 1,0-1 0,0 1 0,0 0 0,0 1-1,8-2 1,9 0 432,42 2 0,-61 0-484,4 0 57,0 0 0,0 1 0,-1 0 1,1 0-1,0 1 0,-1-1 0,1 1 1,-1 1-1,1-1 0,-1 1 0,5 3 1,-8-5-57,0 1 0,0-1 0,0 1 0,-1-1 0,1 1 0,-1 0 1,1-1-1,-1 1 0,0 0 0,0 0 0,0 0 0,0 0 0,0 0 0,0 0 0,0 0 0,0 0 1,-1 1-1,0-1 0,1 0 0,-1 0 0,0 1 0,0-1 0,0 0 0,0 0 0,0 1 1,-1-1-1,1 0 0,-1 0 0,1 0 0,-1 1 0,-1 2 0,-8 15 41,-1 0 0,-1 0 0,-25 29-1,33-44-47,-2 3 13,-1 0-1,0-1 1,-1 0 0,1-1-1,-2 1 1,1-2 0,0 1-1,-1-1 1,0 0 0,0-1-1,-1 0 1,1 0 0,-11 1-1,19-4-10,0-1 0,0 0-1,0 0 1,0 1 0,0-1 0,-1 0-1,1 0 1,0 0 0,0 0-1,0 0 1,0-1 0,0 1 0,0 0-1,0 0 1,0-1 0,-1 1-1,1-1 1,0 1 0,0-1 0,0 1-1,1-1 1,-1 0 0,0 1-1,0-1 1,-1-1 0,1 0-1,0 0 0,1 1 0,-1-1 0,1 0 0,-1 1 0,1-1 0,0 0 0,-1 1 0,1-1 0,0 0 0,0 0 0,0 1 0,0-1 0,1-3 0,0 0 5,0 0 0,1 0 0,-1 1 0,1-1 0,0 1 0,0-1 0,1 1 0,-1 0 0,1-1 0,0 1 0,3-4 0,-4 7-5,1 0 0,-1-1 0,0 1 0,0 0 0,0 0 0,1 0 0,-1 0 0,1 1 0,-1-1 0,1 1 0,-1-1-1,1 1 1,-1 0 0,1 0 0,-1 0 0,1 0 0,-1 0 0,1 1 0,-1-1 0,1 1 0,-1-1 0,0 1 0,1 0 0,2 2 0,7 3 26,0 0 0,-1 1 0,16 12 0,-2-2 32,3 4-17,-23-16-36,1-1 1,0 1-1,0-1 1,1 0 0,0-1-1,8 4 1,-5-3 10,0-1-1,-1 2 1,14 7 0,-18-9-9</inkml:trace>
+  <inkml:trace contextRef="#ctx0" brushRef="#br0" timeOffset="5119.67">2834 206 9944,'-2'2'114,"-5"6"4,-1 1 0,1 0 0,0 0 0,1 0-1,0 1 1,1 0 0,-1 0 0,2 0-1,0 1 1,0-1 0,1 1 0,0 0 0,1 0-1,0 0 1,1 1 0,0-1 0,1 0 0,0 1-1,1-1 1,0 0 0,0 0 0,5 15 0,-4-23-93,-1 1 0,1-1 0,0 0 0,0 1 0,0-1 0,1 0 1,-1 0-1,1 0 0,-1 0 0,1-1 0,0 1 0,0-1 0,0 0 0,1 0 1,-1 0-1,0 0 0,1 0 0,-1-1 0,1 1 0,0-1 0,6 1 1,-4 0-1,0-1 0,0 0 0,1-1 1,-1 1-1,0-1 0,0 0 0,0-1 1,1 0-1,-1 0 0,0 0 0,0 0 1,10-5-1,-14 5-12,1-1-1,-1 1 1,-1 0 0,1-1 0,0 0-1,0 1 1,0-1 0,-1 0 0,1 0-1,-1 0 1,0 0 0,1 0 0,-1 0-1,0 0 1,0-1 0,0 1 0,-1 0-1,1-1 1,0 1 0,-1 0 0,0-1-1,1 1 1,-1-1 0,0 1 0,0-1-1,0 1 1,-1 0 0,1-1 0,-1 1-1,1-1 1,-1 1 0,0 0 0,-1-3-1,1 2-1,0-1 0,0 1 0,-1 0 0,1 0 0,-1 0 0,0 0 0,0 0-1,0 0 1,0 0 0,0 1 0,-1-1 0,1 1 0,-1-1 0,0 1 0,0 0 0,0 0 0,0 0-1,0 1 1,0-1 0,0 1 0,-1-1 0,-3 0 0,3 2 1,0 0 0,0 0 0,1 0 0,-1 1 0,0-1 0,1 1-1,-1 0 1,0 0 0,1 1 0,-1-1 0,1 1 0,0-1 0,-1 1 0,1 0 0,0 0 0,0 1 0,0-1 0,-3 4 0,1-1 5,0 0-1,1 1 1,0-1 0,0 1 0,0 0 0,1 0 0,0 0 0,0 0 0,-2 8 0,3-3 22</inkml:trace>
+</inkml:ink>
+</file>
+
 <file path=word/theme/theme1.xml><?xml version="1.0" encoding="utf-8"?>
 <a:theme xmlns:a="http://schemas.openxmlformats.org/drawingml/2006/main" name="Larissa">
   <a:themeElements>
